--- a/content/use-cases/lynkk-real-estate-agents-page-short.docx
+++ b/content/use-cases/lynkk-real-estate-agents-page-short.docx
@@ -533,7 +533,7 @@
         <w:spacing w:after="140"/>
       </w:pPr>
       <w:r>
-        <w:t xml:space="preserve">7 blocks, about 450 words. One centred column, white background, light grey cards. Columns stack on mobile.</w:t>
+        <w:t xml:space="preserve">9 blocks, about 620 words. One centred column, white background, light grey cards. Columns stack on mobile.</w:t>
       </w:r>
     </w:p>
     <w:p>
@@ -748,7 +748,142 @@
           <w:sz w:val="17"/>
           <w:szCs w:val="17"/>
         </w:rPr>
-        <w:t xml:space="preserve">2. HOW IT WORKS</w:t>
+        <w:t xml:space="preserve">2. IN SIMPLE WORDS</w:t>
+      </w:r>
+    </w:p>
+    <w:tbl>
+      <w:tblPr>
+        <w:tblW w:type="dxa" w:w="10080"/>
+        <w:tblBorders>
+          <w:top w:val="single" w:color="auto" w:sz="4"/>
+          <w:left w:val="single" w:color="auto" w:sz="4"/>
+          <w:bottom w:val="single" w:color="auto" w:sz="4"/>
+          <w:right w:val="single" w:color="auto" w:sz="4"/>
+          <w:insideH w:val="single" w:color="auto" w:sz="4"/>
+          <w:insideV w:val="single" w:color="auto" w:sz="4"/>
+        </w:tblBorders>
+      </w:tblPr>
+      <w:tblGrid>
+        <w:gridCol w:w="5040"/>
+        <w:gridCol w:w="5040"/>
+      </w:tblGrid>
+      <w:tr>
+        <w:tc>
+          <w:tcPr>
+            <w:tcW w:type="dxa" w:w="5040"/>
+            <w:tcBorders>
+              <w:top w:val="dashed" w:color="9CA3AF" w:sz="6"/>
+              <w:left w:val="dashed" w:color="9CA3AF" w:sz="6"/>
+              <w:bottom w:val="dashed" w:color="9CA3AF" w:sz="6"/>
+              <w:right w:val="dashed" w:color="9CA3AF" w:sz="6"/>
+            </w:tcBorders>
+            <w:shd w:fill="F5F6F8" w:color="auto" w:val="clear"/>
+            <w:tcMar>
+              <w:top w:type="dxa" w:w="100"/>
+              <w:left w:type="dxa" w:w="120"/>
+              <w:bottom w:type="dxa" w:w="100"/>
+              <w:right w:type="dxa" w:w="120"/>
+            </w:tcMar>
+          </w:tcPr>
+          <w:p>
+            <w:pPr>
+              <w:spacing w:after="40"/>
+              <w:jc w:val="left"/>
+            </w:pPr>
+            <w:r>
+              <w:rPr>
+                <w:b/>
+                <w:bCs/>
+                <w:color w:val="1F3A5F"/>
+                <w:sz w:val="18"/>
+                <w:szCs w:val="18"/>
+              </w:rPr>
+              <w:t xml:space="preserve">WHAT IT IS</w:t>
+            </w:r>
+          </w:p>
+          <w:p>
+            <w:pPr>
+              <w:spacing w:after="40"/>
+              <w:jc w:val="left"/>
+            </w:pPr>
+            <w:r>
+              <w:rPr>
+                <w:b w:val="false"/>
+                <w:bCs w:val="false"/>
+                <w:color w:val="4B5563"/>
+                <w:sz w:val="18"/>
+                <w:szCs w:val="18"/>
+              </w:rPr>
+              <w:t xml:space="preserve">2-3 simple sentences</w:t>
+            </w:r>
+          </w:p>
+        </w:tc>
+        <w:tc>
+          <w:tcPr>
+            <w:tcW w:type="dxa" w:w="5040"/>
+            <w:tcBorders>
+              <w:top w:val="dashed" w:color="9CA3AF" w:sz="6"/>
+              <w:left w:val="dashed" w:color="9CA3AF" w:sz="6"/>
+              <w:bottom w:val="dashed" w:color="9CA3AF" w:sz="6"/>
+              <w:right w:val="dashed" w:color="9CA3AF" w:sz="6"/>
+            </w:tcBorders>
+            <w:shd w:fill="F5F6F8" w:color="auto" w:val="clear"/>
+            <w:tcMar>
+              <w:top w:type="dxa" w:w="100"/>
+              <w:left w:type="dxa" w:w="120"/>
+              <w:bottom w:type="dxa" w:w="100"/>
+              <w:right w:type="dxa" w:w="120"/>
+            </w:tcMar>
+          </w:tcPr>
+          <w:p>
+            <w:pPr>
+              <w:spacing w:after="40"/>
+              <w:jc w:val="left"/>
+            </w:pPr>
+            <w:r>
+              <w:rPr>
+                <w:b/>
+                <w:bCs/>
+                <w:color w:val="1F3A5F"/>
+                <w:sz w:val="18"/>
+                <w:szCs w:val="18"/>
+              </w:rPr>
+              <w:t xml:space="preserve">WHO IT'S FOR</w:t>
+            </w:r>
+          </w:p>
+          <w:p>
+            <w:pPr>
+              <w:spacing w:after="40"/>
+              <w:jc w:val="left"/>
+            </w:pPr>
+            <w:r>
+              <w:rPr>
+                <w:b w:val="false"/>
+                <w:bCs w:val="false"/>
+                <w:color w:val="4B5563"/>
+                <w:sz w:val="18"/>
+                <w:szCs w:val="18"/>
+              </w:rPr>
+              <w:t xml:space="preserve">3 short lines</w:t>
+            </w:r>
+          </w:p>
+        </w:tc>
+      </w:tr>
+    </w:tbl>
+    <w:p>
+      <w:pPr>
+        <w:spacing w:after="60" w:before="160"/>
+      </w:pPr>
+      <w:r>
+        <w:rPr>
+          <w:b/>
+          <w:bCs/>
+          <w:caps/>
+          <w:color w:val="6B7280"/>
+          <w:sz w:val="17"/>
+          <w:szCs w:val="17"/>
+        </w:rPr>
+        <w:t xml:space="preserve">3. HOW IT WORKS</w:t>
       </w:r>
     </w:p>
     <w:tbl>
@@ -934,7 +1069,7 @@
           <w:sz w:val="17"/>
           <w:szCs w:val="17"/>
         </w:rPr>
-        <w:t xml:space="preserve">3. SAMPLE NOTE</w:t>
+        <w:t xml:space="preserve">4. SAMPLE NOTE</w:t>
       </w:r>
     </w:p>
     <w:tbl>
@@ -1050,7 +1185,7 @@
           <w:sz w:val="17"/>
           <w:szCs w:val="17"/>
         </w:rPr>
-        <w:t xml:space="preserve">4. FEATURES (2 x 2 cards)</w:t>
+        <w:t xml:space="preserve">5. FEATURES (2 x 2 cards)</w:t>
       </w:r>
     </w:p>
     <w:tbl>
@@ -1240,7 +1375,158 @@
           <w:sz w:val="17"/>
           <w:szCs w:val="17"/>
         </w:rPr>
-        <w:t xml:space="preserve">5. PRIVACY (one line of 4 badges)</w:t>
+        <w:t xml:space="preserve">6. BEFORE AND AFTER</w:t>
+      </w:r>
+    </w:p>
+    <w:tbl>
+      <w:tblPr>
+        <w:tblW w:type="dxa" w:w="10080"/>
+        <w:tblBorders>
+          <w:top w:val="single" w:color="auto" w:sz="4"/>
+          <w:left w:val="single" w:color="auto" w:sz="4"/>
+          <w:bottom w:val="single" w:color="auto" w:sz="4"/>
+          <w:right w:val="single" w:color="auto" w:sz="4"/>
+          <w:insideH w:val="single" w:color="auto" w:sz="4"/>
+          <w:insideV w:val="single" w:color="auto" w:sz="4"/>
+        </w:tblBorders>
+      </w:tblPr>
+      <w:tblGrid>
+        <w:gridCol w:w="5040"/>
+        <w:gridCol w:w="5040"/>
+      </w:tblGrid>
+      <w:tr>
+        <w:tc>
+          <w:tcPr>
+            <w:tcW w:type="dxa" w:w="5040"/>
+            <w:tcBorders>
+              <w:top w:val="dashed" w:color="9CA3AF" w:sz="6"/>
+              <w:left w:val="dashed" w:color="9CA3AF" w:sz="6"/>
+              <w:bottom w:val="dashed" w:color="9CA3AF" w:sz="6"/>
+              <w:right w:val="dashed" w:color="9CA3AF" w:sz="6"/>
+            </w:tcBorders>
+            <w:shd w:fill="F5F6F8" w:color="auto" w:val="clear"/>
+            <w:tcMar>
+              <w:top w:type="dxa" w:w="100"/>
+              <w:left w:type="dxa" w:w="120"/>
+              <w:bottom w:type="dxa" w:w="100"/>
+              <w:right w:type="dxa" w:w="120"/>
+            </w:tcMar>
+          </w:tcPr>
+          <w:p>
+            <w:pPr>
+              <w:spacing w:after="40"/>
+              <w:jc w:val="left"/>
+            </w:pPr>
+            <w:r>
+              <w:rPr>
+                <w:b/>
+                <w:bCs/>
+                <w:color w:val="1F3A5F"/>
+                <w:sz w:val="18"/>
+                <w:szCs w:val="18"/>
+              </w:rPr>
+              <w:t xml:space="preserve">WITHOUT LYNKK</w:t>
+            </w:r>
+          </w:p>
+          <w:p>
+            <w:pPr>
+              <w:spacing w:after="40"/>
+              <w:jc w:val="left"/>
+            </w:pPr>
+            <w:r>
+              <w:rPr>
+                <w:b w:val="false"/>
+                <w:bCs w:val="false"/>
+                <w:color w:val="4B5563"/>
+                <w:sz w:val="18"/>
+                <w:szCs w:val="18"/>
+              </w:rPr>
+              <w:t xml:space="preserve">3 short rows</w:t>
+            </w:r>
+          </w:p>
+        </w:tc>
+        <w:tc>
+          <w:tcPr>
+            <w:tcW w:type="dxa" w:w="5040"/>
+            <w:tcBorders>
+              <w:top w:val="dashed" w:color="9CA3AF" w:sz="6"/>
+              <w:left w:val="dashed" w:color="9CA3AF" w:sz="6"/>
+              <w:bottom w:val="dashed" w:color="9CA3AF" w:sz="6"/>
+              <w:right w:val="dashed" w:color="9CA3AF" w:sz="6"/>
+            </w:tcBorders>
+            <w:shd w:fill="F5F6F8" w:color="auto" w:val="clear"/>
+            <w:tcMar>
+              <w:top w:type="dxa" w:w="100"/>
+              <w:left w:type="dxa" w:w="120"/>
+              <w:bottom w:type="dxa" w:w="100"/>
+              <w:right w:type="dxa" w:w="120"/>
+            </w:tcMar>
+          </w:tcPr>
+          <w:p>
+            <w:pPr>
+              <w:spacing w:after="40"/>
+              <w:jc w:val="left"/>
+            </w:pPr>
+            <w:r>
+              <w:rPr>
+                <w:b/>
+                <w:bCs/>
+                <w:color w:val="1F3A5F"/>
+                <w:sz w:val="18"/>
+                <w:szCs w:val="18"/>
+              </w:rPr>
+              <w:t xml:space="preserve">WITH LYNKK</w:t>
+            </w:r>
+          </w:p>
+          <w:p>
+            <w:pPr>
+              <w:spacing w:after="40"/>
+              <w:jc w:val="left"/>
+            </w:pPr>
+            <w:r>
+              <w:rPr>
+                <w:b w:val="false"/>
+                <w:bCs w:val="false"/>
+                <w:color w:val="4B5563"/>
+                <w:sz w:val="18"/>
+                <w:szCs w:val="18"/>
+              </w:rPr>
+              <w:t xml:space="preserve">3 short rows</w:t>
+            </w:r>
+          </w:p>
+          <w:p>
+            <w:pPr>
+              <w:spacing w:after="40"/>
+              <w:jc w:val="left"/>
+            </w:pPr>
+            <w:r>
+              <w:rPr>
+                <w:b w:val="false"/>
+                <w:bCs w:val="false"/>
+                <w:color w:val="4B5563"/>
+                <w:sz w:val="18"/>
+                <w:szCs w:val="18"/>
+              </w:rPr>
+              <w:t xml:space="preserve">Works with: tools</w:t>
+            </w:r>
+          </w:p>
+        </w:tc>
+      </w:tr>
+    </w:tbl>
+    <w:p>
+      <w:pPr>
+        <w:spacing w:after="60" w:before="160"/>
+      </w:pPr>
+      <w:r>
+        <w:rPr>
+          <w:b/>
+          <w:bCs/>
+          <w:caps/>
+          <w:color w:val="6B7280"/>
+          <w:sz w:val="17"/>
+          <w:szCs w:val="17"/>
+        </w:rPr>
+        <w:t xml:space="preserve">7. PRIVACY (one line of 4 badges)</w:t>
       </w:r>
     </w:p>
     <w:tbl>
@@ -1413,7 +1699,7 @@
           <w:sz w:val="17"/>
           <w:szCs w:val="17"/>
         </w:rPr>
-        <w:t xml:space="preserve">6. FAQ (4 questions)</w:t>
+        <w:t xml:space="preserve">8. FAQ (4 questions)</w:t>
       </w:r>
     </w:p>
     <w:tbl>
@@ -1529,7 +1815,7 @@
           <w:sz w:val="17"/>
           <w:szCs w:val="17"/>
         </w:rPr>
-        <w:t xml:space="preserve">7. FINAL CTA</w:t>
+        <w:t xml:space="preserve">9. FINAL CTA</w:t>
       </w:r>
     </w:p>
     <w:tbl>
@@ -1846,7 +2132,79 @@
         <w:pStyle w:val="Heading2"/>
       </w:pPr>
       <w:r>
-        <w:t xml:space="preserve">Block 2. How it works</w:t>
+        <w:t xml:space="preserve">Block 2. In simple words</w:t>
+      </w:r>
+    </w:p>
+    <w:p>
+      <w:pPr>
+        <w:pStyle w:val="Heading1"/>
+      </w:pPr>
+      <w:r>
+        <w:t xml:space="preserve">How do real estate agents use AI?</w:t>
+      </w:r>
+    </w:p>
+    <w:p>
+      <w:pPr>
+        <w:spacing w:after="140"/>
+      </w:pPr>
+      <w:r>
+        <w:t xml:space="preserve">Real estate agents talk to many buyers and sellers every week. Each one has a budget, a wish list and questions. Lynkk records your client calls and meetings and writes down each client's needs and your next steps, so you never mix up clients.</w:t>
+      </w:r>
+    </w:p>
+    <w:p>
+      <w:pPr>
+        <w:spacing w:after="140"/>
+      </w:pPr>
+      <w:r>
+        <w:rPr>
+          <w:b/>
+          <w:bCs/>
+        </w:rPr>
+        <w:t xml:space="preserve">Who it's for</w:t>
+      </w:r>
+    </w:p>
+    <w:p>
+      <w:pPr>
+        <w:pStyle w:val="ListParagraph"/>
+        <w:numPr>
+          <w:ilvl w:val="0"/>
+          <w:numId w:val="2"/>
+        </w:numPr>
+      </w:pPr>
+      <w:r>
+        <w:t xml:space="preserve">Buyer's agents</w:t>
+      </w:r>
+    </w:p>
+    <w:p>
+      <w:pPr>
+        <w:pStyle w:val="ListParagraph"/>
+        <w:numPr>
+          <w:ilvl w:val="0"/>
+          <w:numId w:val="2"/>
+        </w:numPr>
+      </w:pPr>
+      <w:r>
+        <w:t xml:space="preserve">Agents working with many clients at once</w:t>
+      </w:r>
+    </w:p>
+    <w:p>
+      <w:pPr>
+        <w:pStyle w:val="ListParagraph"/>
+        <w:numPr>
+          <w:ilvl w:val="0"/>
+          <w:numId w:val="2"/>
+        </w:numPr>
+      </w:pPr>
+      <w:r>
+        <w:t xml:space="preserve">Small real estate teams</w:t>
+      </w:r>
+    </w:p>
+    <w:p>
+      <w:pPr>
+        <w:pStyle w:val="Heading2"/>
+      </w:pPr>
+      <w:r>
+        <w:t xml:space="preserve">Block 3. How it works</w:t>
       </w:r>
     </w:p>
     <w:p>
@@ -1907,7 +2265,7 @@
         <w:pStyle w:val="Heading2"/>
       </w:pPr>
       <w:r>
-        <w:t xml:space="preserve">Block 3. Sample note</w:t>
+        <w:t xml:space="preserve">Block 4. Sample note</w:t>
       </w:r>
     </w:p>
     <w:p>
@@ -1983,7 +2341,7 @@
         <w:pStyle w:val="Heading2"/>
       </w:pPr>
       <w:r>
-        <w:t xml:space="preserve">Block 4. Features</w:t>
+        <w:t xml:space="preserve">Block 5. Features</w:t>
       </w:r>
     </w:p>
     <w:p>
@@ -2036,7 +2394,7 @@
         <w:t xml:space="preserve">Ask about any client</w:t>
       </w:r>
       <w:r>
-        <w:t xml:space="preserve">: answers cite the exact call. Pro.</w:t>
+        <w:t xml:space="preserve">: each answer shows which call it came from. Pro.</w:t>
       </w:r>
     </w:p>
     <w:p>
@@ -2059,17 +2417,306 @@
         <w:pStyle w:val="Heading2"/>
       </w:pPr>
       <w:r>
-        <w:t xml:space="preserve">Block 5. Privacy</w:t>
-      </w:r>
+        <w:t xml:space="preserve">Block 6. Before and after</w:t>
+      </w:r>
+    </w:p>
+    <w:p>
+      <w:pPr>
+        <w:pStyle w:val="Heading1"/>
+      </w:pPr>
+      <w:r>
+        <w:t xml:space="preserve">Client calls, before and after Lynkk</w:t>
+      </w:r>
+    </w:p>
+    <w:tbl>
+      <w:tblPr>
+        <w:tblW w:type="dxa" w:w="10080"/>
+        <w:tblBorders>
+          <w:top w:val="single" w:color="auto" w:sz="4"/>
+          <w:left w:val="single" w:color="auto" w:sz="4"/>
+          <w:bottom w:val="single" w:color="auto" w:sz="4"/>
+          <w:right w:val="single" w:color="auto" w:sz="4"/>
+          <w:insideH w:val="single" w:color="auto" w:sz="4"/>
+          <w:insideV w:val="single" w:color="auto" w:sz="4"/>
+        </w:tblBorders>
+      </w:tblPr>
+      <w:tblGrid>
+        <w:gridCol w:w="5040"/>
+        <w:gridCol w:w="5040"/>
+      </w:tblGrid>
+      <w:tr>
+        <w:trPr>
+          <w:tblHeader/>
+        </w:trPr>
+        <w:tc>
+          <w:tcPr>
+            <w:tcW w:type="dxa" w:w="5040"/>
+            <w:tcBorders>
+              <w:top w:val="single" w:color="C9D3DF" w:sz="4"/>
+              <w:left w:val="single" w:color="C9D3DF" w:sz="4"/>
+              <w:bottom w:val="single" w:color="C9D3DF" w:sz="4"/>
+              <w:right w:val="single" w:color="C9D3DF" w:sz="4"/>
+            </w:tcBorders>
+            <w:shd w:fill="1F3A5F" w:color="auto" w:val="clear"/>
+            <w:tcMar>
+              <w:top w:type="dxa" w:w="60"/>
+              <w:left w:type="dxa" w:w="100"/>
+              <w:bottom w:type="dxa" w:w="60"/>
+              <w:right w:type="dxa" w:w="100"/>
+            </w:tcMar>
+          </w:tcPr>
+          <w:p>
+            <w:r>
+              <w:rPr>
+                <w:b/>
+                <w:bCs/>
+                <w:color w:val="FFFFFF"/>
+                <w:sz w:val="19"/>
+                <w:szCs w:val="19"/>
+              </w:rPr>
+              <w:t xml:space="preserve">Without Lynkk</w:t>
+            </w:r>
+          </w:p>
+        </w:tc>
+        <w:tc>
+          <w:tcPr>
+            <w:tcW w:type="dxa" w:w="5040"/>
+            <w:tcBorders>
+              <w:top w:val="single" w:color="C9D3DF" w:sz="4"/>
+              <w:left w:val="single" w:color="C9D3DF" w:sz="4"/>
+              <w:bottom w:val="single" w:color="C9D3DF" w:sz="4"/>
+              <w:right w:val="single" w:color="C9D3DF" w:sz="4"/>
+            </w:tcBorders>
+            <w:shd w:fill="1F3A5F" w:color="auto" w:val="clear"/>
+            <w:tcMar>
+              <w:top w:type="dxa" w:w="60"/>
+              <w:left w:type="dxa" w:w="100"/>
+              <w:bottom w:type="dxa" w:w="60"/>
+              <w:right w:type="dxa" w:w="100"/>
+            </w:tcMar>
+          </w:tcPr>
+          <w:p>
+            <w:r>
+              <w:rPr>
+                <w:b/>
+                <w:bCs/>
+                <w:color w:val="FFFFFF"/>
+                <w:sz w:val="19"/>
+                <w:szCs w:val="19"/>
+              </w:rPr>
+              <w:t xml:space="preserve">With Lynkk</w:t>
+            </w:r>
+          </w:p>
+        </w:tc>
+      </w:tr>
+      <w:tr>
+        <w:trPr>
+          <w:tblHeader w:val="false"/>
+        </w:trPr>
+        <w:tc>
+          <w:tcPr>
+            <w:tcW w:type="dxa" w:w="5040"/>
+            <w:tcBorders>
+              <w:top w:val="single" w:color="C9D3DF" w:sz="4"/>
+              <w:left w:val="single" w:color="C9D3DF" w:sz="4"/>
+              <w:bottom w:val="single" w:color="C9D3DF" w:sz="4"/>
+              <w:right w:val="single" w:color="C9D3DF" w:sz="4"/>
+            </w:tcBorders>
+            <w:tcMar>
+              <w:top w:type="dxa" w:w="60"/>
+              <w:left w:type="dxa" w:w="100"/>
+              <w:bottom w:type="dxa" w:w="60"/>
+              <w:right w:type="dxa" w:w="100"/>
+            </w:tcMar>
+          </w:tcPr>
+          <w:p>
+            <w:r>
+              <w:rPr>
+                <w:sz w:val="19"/>
+                <w:szCs w:val="19"/>
+              </w:rPr>
+              <w:t xml:space="preserve">You mix up which client wanted what</w:t>
+            </w:r>
+          </w:p>
+        </w:tc>
+        <w:tc>
+          <w:tcPr>
+            <w:tcW w:type="dxa" w:w="5040"/>
+            <w:tcBorders>
+              <w:top w:val="single" w:color="C9D3DF" w:sz="4"/>
+              <w:left w:val="single" w:color="C9D3DF" w:sz="4"/>
+              <w:bottom w:val="single" w:color="C9D3DF" w:sz="4"/>
+              <w:right w:val="single" w:color="C9D3DF" w:sz="4"/>
+            </w:tcBorders>
+            <w:tcMar>
+              <w:top w:type="dxa" w:w="60"/>
+              <w:left w:type="dxa" w:w="100"/>
+              <w:bottom w:type="dxa" w:w="60"/>
+              <w:right w:type="dxa" w:w="100"/>
+            </w:tcMar>
+          </w:tcPr>
+          <w:p>
+            <w:r>
+              <w:rPr>
+                <w:sz w:val="19"/>
+                <w:szCs w:val="19"/>
+              </w:rPr>
+              <w:t xml:space="preserve">Each client's must-haves, in their own words</w:t>
+            </w:r>
+          </w:p>
+        </w:tc>
+      </w:tr>
+      <w:tr>
+        <w:trPr>
+          <w:tblHeader w:val="false"/>
+        </w:trPr>
+        <w:tc>
+          <w:tcPr>
+            <w:tcW w:type="dxa" w:w="5040"/>
+            <w:tcBorders>
+              <w:top w:val="single" w:color="C9D3DF" w:sz="4"/>
+              <w:left w:val="single" w:color="C9D3DF" w:sz="4"/>
+              <w:bottom w:val="single" w:color="C9D3DF" w:sz="4"/>
+              <w:right w:val="single" w:color="C9D3DF" w:sz="4"/>
+            </w:tcBorders>
+            <w:tcMar>
+              <w:top w:type="dxa" w:w="60"/>
+              <w:left w:type="dxa" w:w="100"/>
+              <w:bottom w:type="dxa" w:w="60"/>
+              <w:right w:type="dxa" w:w="100"/>
+            </w:tcMar>
+          </w:tcPr>
+          <w:p>
+            <w:r>
+              <w:rPr>
+                <w:sz w:val="19"/>
+                <w:szCs w:val="19"/>
+              </w:rPr>
+              <w:t xml:space="preserve">Follow-ups depend on your memory</w:t>
+            </w:r>
+          </w:p>
+        </w:tc>
+        <w:tc>
+          <w:tcPr>
+            <w:tcW w:type="dxa" w:w="5040"/>
+            <w:tcBorders>
+              <w:top w:val="single" w:color="C9D3DF" w:sz="4"/>
+              <w:left w:val="single" w:color="C9D3DF" w:sz="4"/>
+              <w:bottom w:val="single" w:color="C9D3DF" w:sz="4"/>
+              <w:right w:val="single" w:color="C9D3DF" w:sz="4"/>
+            </w:tcBorders>
+            <w:tcMar>
+              <w:top w:type="dxa" w:w="60"/>
+              <w:left w:type="dxa" w:w="100"/>
+              <w:bottom w:type="dxa" w:w="60"/>
+              <w:right w:type="dxa" w:w="100"/>
+            </w:tcMar>
+          </w:tcPr>
+          <w:p>
+            <w:r>
+              <w:rPr>
+                <w:sz w:val="19"/>
+                <w:szCs w:val="19"/>
+              </w:rPr>
+              <w:t xml:space="preserve">Every follow-up has a date</w:t>
+            </w:r>
+          </w:p>
+        </w:tc>
+      </w:tr>
+      <w:tr>
+        <w:trPr>
+          <w:tblHeader w:val="false"/>
+        </w:trPr>
+        <w:tc>
+          <w:tcPr>
+            <w:tcW w:type="dxa" w:w="5040"/>
+            <w:tcBorders>
+              <w:top w:val="single" w:color="C9D3DF" w:sz="4"/>
+              <w:left w:val="single" w:color="C9D3DF" w:sz="4"/>
+              <w:bottom w:val="single" w:color="C9D3DF" w:sz="4"/>
+              <w:right w:val="single" w:color="C9D3DF" w:sz="4"/>
+            </w:tcBorders>
+            <w:tcMar>
+              <w:top w:type="dxa" w:w="60"/>
+              <w:left w:type="dxa" w:w="100"/>
+              <w:bottom w:type="dxa" w:w="60"/>
+              <w:right w:type="dxa" w:w="100"/>
+            </w:tcMar>
+          </w:tcPr>
+          <w:p>
+            <w:r>
+              <w:rPr>
+                <w:sz w:val="19"/>
+                <w:szCs w:val="19"/>
+              </w:rPr>
+              <w:t xml:space="preserve">You rewrite notes after every call</w:t>
+            </w:r>
+          </w:p>
+        </w:tc>
+        <w:tc>
+          <w:tcPr>
+            <w:tcW w:type="dxa" w:w="5040"/>
+            <w:tcBorders>
+              <w:top w:val="single" w:color="C9D3DF" w:sz="4"/>
+              <w:left w:val="single" w:color="C9D3DF" w:sz="4"/>
+              <w:bottom w:val="single" w:color="C9D3DF" w:sz="4"/>
+              <w:right w:val="single" w:color="C9D3DF" w:sz="4"/>
+            </w:tcBorders>
+            <w:tcMar>
+              <w:top w:type="dxa" w:w="60"/>
+              <w:left w:type="dxa" w:w="100"/>
+              <w:bottom w:type="dxa" w:w="60"/>
+              <w:right w:type="dxa" w:w="100"/>
+            </w:tcMar>
+          </w:tcPr>
+          <w:p>
+            <w:r>
+              <w:rPr>
+                <w:sz w:val="19"/>
+                <w:szCs w:val="19"/>
+              </w:rPr>
+              <w:t xml:space="preserve">The note is written for you</w:t>
+            </w:r>
+          </w:p>
+        </w:tc>
+      </w:tr>
+    </w:tbl>
+    <w:p>
+      <w:pPr>
+        <w:spacing w:after="120"/>
+      </w:pPr>
     </w:p>
     <w:p>
       <w:pPr>
         <w:spacing w:after="140"/>
       </w:pPr>
       <w:r>
+        <w:rPr>
+          <w:b/>
+          <w:bCs/>
+        </w:rPr>
+        <w:t xml:space="preserve">Works with:</w:t>
+      </w:r>
+      <w:r>
+        <w:t xml:space="preserve"> Zoom, Google Meet, Microsoft Teams, and the Mac app for meetings in your office. Lynkk doesn't connect to a CRM.</w:t>
+      </w:r>
+    </w:p>
+    <w:p>
+      <w:pPr>
+        <w:pStyle w:val="Heading2"/>
+      </w:pPr>
+      <w:r>
+        <w:t xml:space="preserve">Block 7. Privacy</w:t>
+      </w:r>
+    </w:p>
+    <w:p>
+      <w:pPr>
+        <w:spacing w:after="140"/>
+      </w:pPr>
+      <w:r>
         <w:t xml:space="preserve">Your data region (US, EU, UK, India, Singapore or Australia) · AES-256 encryption · Never used for training · Consent flow for recording. </w:t>
       </w:r>
-      <w:hyperlink w:history="1" r:id="rIdjdpobtzzccck5vxpdujln">
+      <w:hyperlink w:history="1" r:id="rId1rdnzktxffpjo9hrmrddo">
         <w:r>
           <w:rPr>
             <w:rStyle w:val="Hyperlink"/>
@@ -2083,7 +2730,7 @@
         <w:pStyle w:val="Heading2"/>
       </w:pPr>
       <w:r>
-        <w:t xml:space="preserve">Block 6. FAQ</w:t>
+        <w:t xml:space="preserve">Block 8. FAQ</w:t>
       </w:r>
     </w:p>
     <w:p>
@@ -2179,7 +2826,7 @@
         <w:pStyle w:val="Heading2"/>
       </w:pPr>
       <w:r>
-        <w:t xml:space="preserve">Block 7. Final CTA</w:t>
+        <w:t xml:space="preserve">Block 9. Final CTA</w:t>
       </w:r>
     </w:p>
     <w:p>

--- a/content/use-cases/lynkk-real-estate-agents-page-short.docx
+++ b/content/use-cases/lynkk-real-estate-agents-page-short.docx
@@ -533,7 +533,7 @@
         <w:spacing w:after="140"/>
       </w:pPr>
       <w:r>
-        <w:t xml:space="preserve">9 blocks, about 620 words. One centred column, white background, light grey cards. Columns stack on mobile.</w:t>
+        <w:t xml:space="preserve">10 blocks, about 680 words. One centred column, white background, light grey cards. Columns stack on mobile.</w:t>
       </w:r>
     </w:p>
     <w:p>
@@ -1699,7 +1699,174 @@
           <w:sz w:val="17"/>
           <w:szCs w:val="17"/>
         </w:rPr>
-        <w:t xml:space="preserve">8. FAQ (4 questions)</w:t>
+        <w:t xml:space="preserve">8. PRICING (2 columns)</w:t>
+      </w:r>
+    </w:p>
+    <w:tbl>
+      <w:tblPr>
+        <w:tblW w:type="dxa" w:w="10080"/>
+        <w:tblBorders>
+          <w:top w:val="single" w:color="auto" w:sz="4"/>
+          <w:left w:val="single" w:color="auto" w:sz="4"/>
+          <w:bottom w:val="single" w:color="auto" w:sz="4"/>
+          <w:right w:val="single" w:color="auto" w:sz="4"/>
+          <w:insideH w:val="single" w:color="auto" w:sz="4"/>
+          <w:insideV w:val="single" w:color="auto" w:sz="4"/>
+        </w:tblBorders>
+      </w:tblPr>
+      <w:tblGrid>
+        <w:gridCol w:w="5040"/>
+        <w:gridCol w:w="5040"/>
+      </w:tblGrid>
+      <w:tr>
+        <w:tc>
+          <w:tcPr>
+            <w:tcW w:type="dxa" w:w="5040"/>
+            <w:tcBorders>
+              <w:top w:val="dashed" w:color="9CA3AF" w:sz="6"/>
+              <w:left w:val="dashed" w:color="9CA3AF" w:sz="6"/>
+              <w:bottom w:val="dashed" w:color="9CA3AF" w:sz="6"/>
+              <w:right w:val="dashed" w:color="9CA3AF" w:sz="6"/>
+            </w:tcBorders>
+            <w:shd w:fill="F5F6F8" w:color="auto" w:val="clear"/>
+            <w:tcMar>
+              <w:top w:type="dxa" w:w="100"/>
+              <w:left w:type="dxa" w:w="120"/>
+              <w:bottom w:type="dxa" w:w="100"/>
+              <w:right w:type="dxa" w:w="120"/>
+            </w:tcMar>
+          </w:tcPr>
+          <w:p>
+            <w:pPr>
+              <w:spacing w:after="40"/>
+              <w:jc w:val="left"/>
+            </w:pPr>
+            <w:r>
+              <w:rPr>
+                <w:b/>
+                <w:bCs/>
+                <w:color w:val="1F3A5F"/>
+                <w:sz w:val="18"/>
+                <w:szCs w:val="18"/>
+              </w:rPr>
+              <w:t xml:space="preserve">FREE</w:t>
+            </w:r>
+          </w:p>
+          <w:p>
+            <w:pPr>
+              <w:spacing w:after="40"/>
+              <w:jc w:val="left"/>
+            </w:pPr>
+            <w:r>
+              <w:rPr>
+                <w:b w:val="false"/>
+                <w:bCs w:val="false"/>
+                <w:color w:val="4B5563"/>
+                <w:sz w:val="18"/>
+                <w:szCs w:val="18"/>
+              </w:rPr>
+              <w:t xml:space="preserve">$0</w:t>
+            </w:r>
+          </w:p>
+          <w:p>
+            <w:pPr>
+              <w:spacing w:after="40"/>
+              <w:jc w:val="left"/>
+            </w:pPr>
+            <w:r>
+              <w:rPr>
+                <w:b w:val="false"/>
+                <w:bCs w:val="false"/>
+                <w:color w:val="4B5563"/>
+                <w:sz w:val="18"/>
+                <w:szCs w:val="18"/>
+              </w:rPr>
+              <w:t xml:space="preserve">Notes and action items</w:t>
+            </w:r>
+          </w:p>
+        </w:tc>
+        <w:tc>
+          <w:tcPr>
+            <w:tcW w:type="dxa" w:w="5040"/>
+            <w:tcBorders>
+              <w:top w:val="dashed" w:color="9CA3AF" w:sz="6"/>
+              <w:left w:val="dashed" w:color="9CA3AF" w:sz="6"/>
+              <w:bottom w:val="dashed" w:color="9CA3AF" w:sz="6"/>
+              <w:right w:val="dashed" w:color="9CA3AF" w:sz="6"/>
+            </w:tcBorders>
+            <w:shd w:fill="F5F6F8" w:color="auto" w:val="clear"/>
+            <w:tcMar>
+              <w:top w:type="dxa" w:w="100"/>
+              <w:left w:type="dxa" w:w="120"/>
+              <w:bottom w:type="dxa" w:w="100"/>
+              <w:right w:type="dxa" w:w="120"/>
+            </w:tcMar>
+          </w:tcPr>
+          <w:p>
+            <w:pPr>
+              <w:spacing w:after="40"/>
+              <w:jc w:val="left"/>
+            </w:pPr>
+            <w:r>
+              <w:rPr>
+                <w:b/>
+                <w:bCs/>
+                <w:color w:val="1F3A5F"/>
+                <w:sz w:val="18"/>
+                <w:szCs w:val="18"/>
+              </w:rPr>
+              <w:t xml:space="preserve">PRO</w:t>
+            </w:r>
+          </w:p>
+          <w:p>
+            <w:pPr>
+              <w:spacing w:after="40"/>
+              <w:jc w:val="left"/>
+            </w:pPr>
+            <w:r>
+              <w:rPr>
+                <w:b w:val="false"/>
+                <w:bCs w:val="false"/>
+                <w:color w:val="4B5563"/>
+                <w:sz w:val="18"/>
+                <w:szCs w:val="18"/>
+              </w:rPr>
+              <w:t xml:space="preserve">$15 a month</w:t>
+            </w:r>
+          </w:p>
+          <w:p>
+            <w:pPr>
+              <w:spacing w:after="40"/>
+              <w:jc w:val="left"/>
+            </w:pPr>
+            <w:r>
+              <w:rPr>
+                <w:b w:val="false"/>
+                <w:bCs w:val="false"/>
+                <w:color w:val="4B5563"/>
+                <w:sz w:val="18"/>
+                <w:szCs w:val="18"/>
+              </w:rPr>
+              <w:t xml:space="preserve">Unlimited notes + Pro features</w:t>
+            </w:r>
+          </w:p>
+        </w:tc>
+      </w:tr>
+    </w:tbl>
+    <w:p>
+      <w:pPr>
+        <w:spacing w:after="60" w:before="160"/>
+      </w:pPr>
+      <w:r>
+        <w:rPr>
+          <w:b/>
+          <w:bCs/>
+          <w:caps/>
+          <w:color w:val="6B7280"/>
+          <w:sz w:val="17"/>
+          <w:szCs w:val="17"/>
+        </w:rPr>
+        <w:t xml:space="preserve">9. FAQ (4 questions)</w:t>
       </w:r>
     </w:p>
     <w:tbl>
@@ -1815,7 +1982,7 @@
           <w:sz w:val="17"/>
           <w:szCs w:val="17"/>
         </w:rPr>
-        <w:t xml:space="preserve">9. FINAL CTA</w:t>
+        <w:t xml:space="preserve">10. FINAL CTA</w:t>
       </w:r>
     </w:p>
     <w:tbl>
@@ -2716,7 +2883,7 @@
       <w:r>
         <w:t xml:space="preserve">Your data region (US, EU, UK, India, Singapore or Australia) · AES-256 encryption · Never used for training · Consent flow for recording. </w:t>
       </w:r>
-      <w:hyperlink w:history="1" r:id="rId1rdnzktxffpjo9hrmrddo">
+      <w:hyperlink w:history="1" r:id="rId2dn8focisbirnjtq4sbqz">
         <w:r>
           <w:rPr>
             <w:rStyle w:val="Hyperlink"/>
@@ -2730,7 +2897,237 @@
         <w:pStyle w:val="Heading2"/>
       </w:pPr>
       <w:r>
-        <w:t xml:space="preserve">Block 8. FAQ</w:t>
+        <w:t xml:space="preserve">Block 8. Pricing</w:t>
+      </w:r>
+    </w:p>
+    <w:p>
+      <w:pPr>
+        <w:pStyle w:val="Heading1"/>
+      </w:pPr>
+      <w:r>
+        <w:t xml:space="preserve">Simple pricing</w:t>
+      </w:r>
+    </w:p>
+    <w:tbl>
+      <w:tblPr>
+        <w:tblW w:type="dxa" w:w="10080"/>
+        <w:tblBorders>
+          <w:top w:val="single" w:color="auto" w:sz="4"/>
+          <w:left w:val="single" w:color="auto" w:sz="4"/>
+          <w:bottom w:val="single" w:color="auto" w:sz="4"/>
+          <w:right w:val="single" w:color="auto" w:sz="4"/>
+          <w:insideH w:val="single" w:color="auto" w:sz="4"/>
+          <w:insideV w:val="single" w:color="auto" w:sz="4"/>
+        </w:tblBorders>
+      </w:tblPr>
+      <w:tblGrid>
+        <w:gridCol w:w="5040"/>
+        <w:gridCol w:w="5040"/>
+      </w:tblGrid>
+      <w:tr>
+        <w:trPr>
+          <w:tblHeader/>
+        </w:trPr>
+        <w:tc>
+          <w:tcPr>
+            <w:tcW w:type="dxa" w:w="5040"/>
+            <w:tcBorders>
+              <w:top w:val="single" w:color="C9D3DF" w:sz="4"/>
+              <w:left w:val="single" w:color="C9D3DF" w:sz="4"/>
+              <w:bottom w:val="single" w:color="C9D3DF" w:sz="4"/>
+              <w:right w:val="single" w:color="C9D3DF" w:sz="4"/>
+            </w:tcBorders>
+            <w:shd w:fill="1F3A5F" w:color="auto" w:val="clear"/>
+            <w:tcMar>
+              <w:top w:type="dxa" w:w="60"/>
+              <w:left w:type="dxa" w:w="100"/>
+              <w:bottom w:type="dxa" w:w="60"/>
+              <w:right w:type="dxa" w:w="100"/>
+            </w:tcMar>
+          </w:tcPr>
+          <w:p>
+            <w:r>
+              <w:rPr>
+                <w:b/>
+                <w:bCs/>
+                <w:color w:val="FFFFFF"/>
+                <w:sz w:val="19"/>
+                <w:szCs w:val="19"/>
+              </w:rPr>
+              <w:t xml:space="preserve">Free</w:t>
+            </w:r>
+          </w:p>
+        </w:tc>
+        <w:tc>
+          <w:tcPr>
+            <w:tcW w:type="dxa" w:w="5040"/>
+            <w:tcBorders>
+              <w:top w:val="single" w:color="C9D3DF" w:sz="4"/>
+              <w:left w:val="single" w:color="C9D3DF" w:sz="4"/>
+              <w:bottom w:val="single" w:color="C9D3DF" w:sz="4"/>
+              <w:right w:val="single" w:color="C9D3DF" w:sz="4"/>
+            </w:tcBorders>
+            <w:shd w:fill="1F3A5F" w:color="auto" w:val="clear"/>
+            <w:tcMar>
+              <w:top w:type="dxa" w:w="60"/>
+              <w:left w:type="dxa" w:w="100"/>
+              <w:bottom w:type="dxa" w:w="60"/>
+              <w:right w:type="dxa" w:w="100"/>
+            </w:tcMar>
+          </w:tcPr>
+          <w:p>
+            <w:r>
+              <w:rPr>
+                <w:b/>
+                <w:bCs/>
+                <w:color w:val="FFFFFF"/>
+                <w:sz w:val="19"/>
+                <w:szCs w:val="19"/>
+              </w:rPr>
+              <w:t xml:space="preserve">Pro</w:t>
+            </w:r>
+          </w:p>
+        </w:tc>
+      </w:tr>
+      <w:tr>
+        <w:trPr>
+          <w:tblHeader w:val="false"/>
+        </w:trPr>
+        <w:tc>
+          <w:tcPr>
+            <w:tcW w:type="dxa" w:w="5040"/>
+            <w:tcBorders>
+              <w:top w:val="single" w:color="C9D3DF" w:sz="4"/>
+              <w:left w:val="single" w:color="C9D3DF" w:sz="4"/>
+              <w:bottom w:val="single" w:color="C9D3DF" w:sz="4"/>
+              <w:right w:val="single" w:color="C9D3DF" w:sz="4"/>
+            </w:tcBorders>
+            <w:tcMar>
+              <w:top w:type="dxa" w:w="60"/>
+              <w:left w:type="dxa" w:w="100"/>
+              <w:bottom w:type="dxa" w:w="60"/>
+              <w:right w:type="dxa" w:w="100"/>
+            </w:tcMar>
+          </w:tcPr>
+          <w:p>
+            <w:r>
+              <w:rPr>
+                <w:sz w:val="19"/>
+                <w:szCs w:val="19"/>
+              </w:rPr>
+              <w:t xml:space="preserve">$0</w:t>
+            </w:r>
+          </w:p>
+        </w:tc>
+        <w:tc>
+          <w:tcPr>
+            <w:tcW w:type="dxa" w:w="5040"/>
+            <w:tcBorders>
+              <w:top w:val="single" w:color="C9D3DF" w:sz="4"/>
+              <w:left w:val="single" w:color="C9D3DF" w:sz="4"/>
+              <w:bottom w:val="single" w:color="C9D3DF" w:sz="4"/>
+              <w:right w:val="single" w:color="C9D3DF" w:sz="4"/>
+            </w:tcBorders>
+            <w:tcMar>
+              <w:top w:type="dxa" w:w="60"/>
+              <w:left w:type="dxa" w:w="100"/>
+              <w:bottom w:type="dxa" w:w="60"/>
+              <w:right w:type="dxa" w:w="100"/>
+            </w:tcMar>
+          </w:tcPr>
+          <w:p>
+            <w:r>
+              <w:rPr>
+                <w:sz w:val="19"/>
+                <w:szCs w:val="19"/>
+              </w:rPr>
+              <w:t xml:space="preserve">$15 a month</w:t>
+            </w:r>
+          </w:p>
+        </w:tc>
+      </w:tr>
+      <w:tr>
+        <w:trPr>
+          <w:tblHeader w:val="false"/>
+        </w:trPr>
+        <w:tc>
+          <w:tcPr>
+            <w:tcW w:type="dxa" w:w="5040"/>
+            <w:tcBorders>
+              <w:top w:val="single" w:color="C9D3DF" w:sz="4"/>
+              <w:left w:val="single" w:color="C9D3DF" w:sz="4"/>
+              <w:bottom w:val="single" w:color="C9D3DF" w:sz="4"/>
+              <w:right w:val="single" w:color="C9D3DF" w:sz="4"/>
+            </w:tcBorders>
+            <w:tcMar>
+              <w:top w:type="dxa" w:w="60"/>
+              <w:left w:type="dxa" w:w="100"/>
+              <w:bottom w:type="dxa" w:w="60"/>
+              <w:right w:type="dxa" w:w="100"/>
+            </w:tcMar>
+          </w:tcPr>
+          <w:p>
+            <w:r>
+              <w:rPr>
+                <w:sz w:val="19"/>
+                <w:szCs w:val="19"/>
+              </w:rPr>
+              <w:t xml:space="preserve">Record meetings and get AI notes and action items. No credit card.</w:t>
+            </w:r>
+          </w:p>
+        </w:tc>
+        <w:tc>
+          <w:tcPr>
+            <w:tcW w:type="dxa" w:w="5040"/>
+            <w:tcBorders>
+              <w:top w:val="single" w:color="C9D3DF" w:sz="4"/>
+              <w:left w:val="single" w:color="C9D3DF" w:sz="4"/>
+              <w:bottom w:val="single" w:color="C9D3DF" w:sz="4"/>
+              <w:right w:val="single" w:color="C9D3DF" w:sz="4"/>
+            </w:tcBorders>
+            <w:tcMar>
+              <w:top w:type="dxa" w:w="60"/>
+              <w:left w:type="dxa" w:w="100"/>
+              <w:bottom w:type="dxa" w:w="60"/>
+              <w:right w:type="dxa" w:w="100"/>
+            </w:tcMar>
+          </w:tcPr>
+          <w:p>
+            <w:r>
+              <w:rPr>
+                <w:sz w:val="19"/>
+                <w:szCs w:val="19"/>
+              </w:rPr>
+              <w:t xml:space="preserve">Unlimited notes, plus Ask Lynkk about any client, and Cue answers during calls.</w:t>
+            </w:r>
+          </w:p>
+        </w:tc>
+      </w:tr>
+    </w:tbl>
+    <w:p>
+      <w:pPr>
+        <w:spacing w:after="120"/>
+      </w:pPr>
+    </w:p>
+    <w:p>
+      <w:pPr>
+        <w:spacing w:after="140"/>
+      </w:pPr>
+      <w:hyperlink w:history="1" r:id="rIdxe0rkvgpkhi5133yjslpi">
+        <w:r>
+          <w:rPr>
+            <w:rStyle w:val="Hyperlink"/>
+          </w:rPr>
+          <w:t xml:space="preserve">Compare plans</w:t>
+        </w:r>
+      </w:hyperlink>
+    </w:p>
+    <w:p>
+      <w:pPr>
+        <w:pStyle w:val="Heading2"/>
+      </w:pPr>
+      <w:r>
+        <w:t xml:space="preserve">Block 9. FAQ</w:t>
       </w:r>
     </w:p>
     <w:p>
@@ -2826,7 +3223,7 @@
         <w:pStyle w:val="Heading2"/>
       </w:pPr>
       <w:r>
-        <w:t xml:space="preserve">Block 9. Final CTA</w:t>
+        <w:t xml:space="preserve">Block 10. Final CTA</w:t>
       </w:r>
     </w:p>
     <w:p>
@@ -2875,6 +3272,18 @@
       </w:pPr>
       <w:r>
         <w:t xml:space="preserve">The currency in the sample (crore) fits India; use a dollar sample for a US version</w:t>
+      </w:r>
+    </w:p>
+    <w:p>
+      <w:pPr>
+        <w:pStyle w:val="ListParagraph"/>
+        <w:numPr>
+          <w:ilvl w:val="0"/>
+          <w:numId w:val="2"/>
+        </w:numPr>
+      </w:pPr>
+      <w:r>
+        <w:t xml:space="preserve">Pricing block: confirm the free plan limit before adding a number (the site gives three versions)</w:t>
       </w:r>
     </w:p>
     <w:sectPr>
